--- a/en/files/sessions/s3_exercises.docx
+++ b/en/files/sessions/s3_exercises.docx
@@ -647,18 +647,7 @@
         <w:t>The two papers</w:t>
       </w:r>
       <w:r>
-        <w:t xml:space="preserve"> (course folder, </w:t>
-      </w:r>
-      <w:r>
-        <w:rPr>
-          <w:rFonts w:ascii="Consolas" w:hAnsi="Consolas" w:cs="Consolas" w:eastAsia="Consolas"/>
-          <w:color w:val="0B376C"/>
-          <w:sz w:val="19"/>
-        </w:rPr>
-        <w:t>Course/Papers</w:t>
-      </w:r>
-      <w:r>
-        <w:t>): Paper 1, Boulet 2024 (a pilot randomised trial of restrictive fluids); Paper 2, Hyun 2023 (a registry cohort of fluid balance and death).</w:t>
+        <w:t xml:space="preserve"> (PDFs sent before Session 1): Paper 1, Boulet 2024 (a pilot randomised trial of restrictive fluids); Paper 2, Hyun 2023 (a registry cohort of fluid balance and death).</w:t>
       </w:r>
     </w:p>
     <w:p>

--- a/en/files/sessions/s3_exercises.docx
+++ b/en/files/sessions/s3_exercises.docx
@@ -140,52 +140,11 @@
       </w:pPr>
     </w:p>
     <w:p>
-      <w:r>
-        <w:t>This sheet is sent by email before the session, as a Word file and as a PDF. Keep it open on your screen during the session and type your answers into the Word file (or print the PDF). No calculator is needed.</w:t>
-      </w:r>
-    </w:p>
-    <w:p>
       <w:pPr>
         <w:keepNext/>
       </w:pPr>
       <w:r>
-        <w:t xml:space="preserve">All exercises are done by the </w:t>
-      </w:r>
-      <w:r>
-        <w:rPr>
-          <w:b/>
-        </w:rPr>
-        <w:t>whole class together</w:t>
-      </w:r>
-      <w:r>
-        <w:t xml:space="preserve">: the instructor shows each item on the shared screen, you answer in the </w:t>
-      </w:r>
-      <w:r>
-        <w:rPr>
-          <w:b/>
-        </w:rPr>
-        <w:t>poll</w:t>
-      </w:r>
-      <w:r>
-        <w:t xml:space="preserve"> or the </w:t>
-      </w:r>
-      <w:r>
-        <w:rPr>
-          <w:b/>
-        </w:rPr>
-        <w:t>chat</w:t>
-      </w:r>
-      <w:r>
-        <w:t xml:space="preserve">, and the instructor types the class answer on the shared screen. There are no groups. The proposal builder (Part C) is your </w:t>
-      </w:r>
-      <w:r>
-        <w:rPr>
-          <w:b/>
-        </w:rPr>
-        <w:t>own</w:t>
-      </w:r>
-      <w:r>
-        <w:t xml:space="preserve"> individual work.</w:t>
+        <w:t>Type your answers in the Word file, or print the PDF. No calculator is needed.</w:t>
       </w:r>
     </w:p>
     <w:tbl>
@@ -510,7 +469,7 @@
               <w:rPr>
                 <w:sz w:val="19"/>
               </w:rPr>
-              <w:t>Whole class: poll for each question; your own design in the chat</w:t>
+              <w:t>Whole class: poll for each question, your own design in the chat</w:t>
             </w:r>
           </w:p>
         </w:tc>
@@ -603,7 +562,7 @@
               <w:rPr>
                 <w:sz w:val="19"/>
               </w:rPr>
-              <w:t>Instructor models it live; then you draft your own</w:t>
+              <w:t>Instructor models it live, then you draft your own</w:t>
             </w:r>
           </w:p>
         </w:tc>
@@ -647,7 +606,7 @@
         <w:t>The two papers</w:t>
       </w:r>
       <w:r>
-        <w:t xml:space="preserve"> (PDFs sent before Session 1): Paper 1, Boulet 2024 (a pilot randomised trial of restrictive fluids); Paper 2, Hyun 2023 (a registry cohort of fluid balance and death).</w:t>
+        <w:t xml:space="preserve"> (PDFs sent before Session 1): Paper 1, Boulet 2024 (a pilot randomised trial of restrictive fluids), Paper 2, Hyun 2023 (a registry cohort of fluid balance and death).</w:t>
       </w:r>
     </w:p>
     <w:p>
@@ -669,7 +628,7 @@
         <w:t>Abbreviations used on this sheet:</w:t>
       </w:r>
       <w:r>
-        <w:t xml:space="preserve"> ICU = intensive care unit; RCT = randomised controlled trial.</w:t>
+        <w:t xml:space="preserve"> ICU = intensive care unit, RCT = randomised controlled trial.</w:t>
       </w:r>
     </w:p>
     <w:p>
@@ -792,7 +751,7 @@
         <w:t>was it assigned at random?</w:t>
       </w:r>
       <w:r>
-        <w:t xml:space="preserve"> (yes: RCT; no: non-randomised study)</w:t>
+        <w:t xml:space="preserve"> (yes: RCT, no: non-randomised study)</w:t>
       </w:r>
     </w:p>
     <w:p>
@@ -828,7 +787,7 @@
         <w:t>in which direction does time run?</w:t>
       </w:r>
       <w:r>
-        <w:t xml:space="preserve"> Exposure first, then outcome (cohort); outcome first, then look back (case-control); both at the same moment (cross-sectional).</w:t>
+        <w:t xml:space="preserve"> Exposure first, then outcome (cohort), outcome first, then look back (case-control), both at the same moment (cross-sectional).</w:t>
       </w:r>
     </w:p>
     <w:p>
@@ -1457,7 +1416,7 @@
               <w:rPr>
                 <w:sz w:val="19"/>
               </w:rPr>
-              <w:t>A nurse-led fluid-balance charting protocol will be introduced in whole ICUs; nurses in one ICU cannot use it for only half their patients.</w:t>
+              <w:t>A nurse-led fluid-balance charting protocol will be introduced in whole ICUs, nurses in one ICU cannot use it for only half their patients.</w:t>
             </w:r>
           </w:p>
         </w:tc>
@@ -2356,28 +2315,6 @@
       </w:r>
     </w:p>
     <w:p>
-      <w:r>
-        <w:rPr>
-          <w:b/>
-        </w:rPr>
-        <w:t>This is your own work.</w:t>
-      </w:r>
-      <w:r>
-        <w:t xml:space="preserve"> Every participant writes their own research proposal on a question from their own department (see </w:t>
-      </w:r>
-      <w:r>
-        <w:rPr>
-          <w:rFonts w:ascii="Consolas" w:hAnsi="Consolas" w:cs="Consolas" w:eastAsia="Consolas"/>
-          <w:color w:val="0B376C"/>
-          <w:sz w:val="19"/>
-        </w:rPr>
-        <w:t>Course/Assignment/proposal_brief.md</w:t>
-      </w:r>
-      <w:r>
-        <w:t>).</w:t>
-      </w:r>
-    </w:p>
-    <w:p>
       <w:pPr>
         <w:keepNext/>
       </w:pPr>
@@ -2463,7 +2400,7 @@
         <w:t>Feedback (7 min).</w:t>
       </w:r>
       <w:r>
-        <w:t xml:space="preserve"> Three volunteers paste their design and justification in the chat; the instructor comments.</w:t>
+        <w:t xml:space="preserve"> Three volunteers paste their design and justification in the chat, the instructor comments.</w:t>
       </w:r>
     </w:p>
     <w:p>
@@ -2476,7 +2413,7 @@
           <w:color w:val="0B376C"/>
           <w:sz w:val="19"/>
         </w:rPr>
-        <w:t>Course/Templates/Research_Proposal_Template.docx</w:t>
+        <w:t>Research_Proposal_Template.docx</w:t>
       </w:r>
       <w:r>
         <w:t>, Part 2). The rest of Part 2 (exposure, comparator, outcomes, biases) is built in Session 4.</w:t>
